--- a/Compreshensive Guid/Ticket logic.docx
+++ b/Compreshensive Guid/Ticket logic.docx
@@ -2,6 +2,52 @@
 <file path=word/document.xml><?xml version="1.0" encoding="utf-8"?>
 <w:document xmlns:wpc="http://schemas.microsoft.com/office/word/2010/wordprocessingCanvas" xmlns:cx="http://schemas.microsoft.com/office/drawing/2014/chartex" xmlns:cx1="http://schemas.microsoft.com/office/drawing/2015/9/8/chartex" xmlns:mc="http://schemas.openxmlformats.org/markup-compatibility/2006" xmlns:o="urn:schemas-microsoft-com:office:office" xmlns:r="http://schemas.openxmlformats.org/officeDocument/2006/relationships" xmlns:m="http://schemas.openxmlformats.org/officeDocument/2006/math" xmlns:v="urn:schemas-microsoft-com:vml" xmlns:wp14="http://schemas.microsoft.com/office/word/2010/wordprocessingDrawing" xmlns:wp="http://schemas.openxmlformats.org/drawingml/2006/wordprocessingDrawing" xmlns:w10="urn:schemas-microsoft-com:office:word" xmlns:w="http://schemas.openxmlformats.org/wordprocessingml/2006/main" xmlns:w14="http://schemas.microsoft.com/office/word/2010/wordml" xmlns:w15="http://schemas.microsoft.com/office/word/2012/wordml" xmlns:w16se="http://schemas.microsoft.com/office/word/2015/wordml/symex" xmlns:wpg="http://schemas.microsoft.com/office/word/2010/wordprocessingGroup" xmlns:wpi="http://schemas.microsoft.com/office/word/2010/wordprocessingInk" xmlns:wne="http://schemas.microsoft.com/office/word/2006/wordml" xmlns:wps="http://schemas.microsoft.com/office/word/2010/wordprocessingShape" mc:Ignorable="w14 w15 w16se wp14">
   <w:body>
+    <w:p>
+      <w:pPr>
+        <w:jc w:val="center"/>
+        <w:rPr>
+          <w:b/>
+          <w:sz w:val="30"/>
+          <w:szCs w:val="30"/>
+        </w:rPr>
+      </w:pPr>
+      <w:r>
+        <w:rPr>
+          <w:b/>
+          <w:sz w:val="30"/>
+          <w:szCs w:val="30"/>
+        </w:rPr>
+        <w:t xml:space="preserve">Assigned: </w:t>
+      </w:r>
+      <w:proofErr w:type="spellStart"/>
+      <w:r>
+        <w:rPr>
+          <w:b/>
+          <w:sz w:val="30"/>
+          <w:szCs w:val="30"/>
+        </w:rPr>
+        <w:t>Godsgift</w:t>
+      </w:r>
+      <w:proofErr w:type="spellEnd"/>
+      <w:r>
+        <w:rPr>
+          <w:b/>
+          <w:sz w:val="30"/>
+          <w:szCs w:val="30"/>
+        </w:rPr>
+        <w:t xml:space="preserve"> and </w:t>
+      </w:r>
+      <w:r>
+        <w:rPr>
+          <w:b/>
+          <w:sz w:val="30"/>
+          <w:szCs w:val="30"/>
+        </w:rPr>
+        <w:t>Joseph</w:t>
+      </w:r>
+      <w:bookmarkStart w:id="0" w:name="_GoBack"/>
+      <w:bookmarkEnd w:id="0"/>
+    </w:p>
     <w:p>
       <w:pPr>
         <w:pStyle w:val="ListParagraph"/>
@@ -316,12 +362,12 @@
     </w:p>
     <w:p>
       <w:r>
+        <w:lastRenderedPageBreak/>
         <w:t>  }</w:t>
       </w:r>
     </w:p>
     <w:p>
       <w:r>
-        <w:lastRenderedPageBreak/>
         <w:t>}</w:t>
       </w:r>
     </w:p>
@@ -550,6 +596,7 @@
     </w:p>
     <w:p>
       <w:r>
+        <w:lastRenderedPageBreak/>
         <w:t>  "</w:t>
       </w:r>
       <w:proofErr w:type="spellStart"/>
@@ -563,7 +610,6 @@
     </w:p>
     <w:p>
       <w:r>
-        <w:lastRenderedPageBreak/>
         <w:t>  "</w:t>
       </w:r>
       <w:proofErr w:type="spellStart"/>
@@ -736,14 +782,10 @@
     <w:p/>
     <w:p>
       <w:r>
-        <w:lastRenderedPageBreak/>
         <w:t>Here is the breakdown of responsibilities:</w:t>
       </w:r>
     </w:p>
-    <w:p>
-      <w:bookmarkStart w:id="0" w:name="_GoBack"/>
-      <w:bookmarkEnd w:id="0"/>
-    </w:p>
+    <w:p/>
     <w:p>
       <w:r>
         <w:t>What the Frontend (`Ticket.js`) does:</w:t>
@@ -858,355 +900,354 @@
     <w:p/>
     <w:p>
       <w:r>
+        <w:t>```</w:t>
+      </w:r>
+      <w:proofErr w:type="spellStart"/>
+      <w:r>
+        <w:t>javascript</w:t>
+      </w:r>
+      <w:proofErr w:type="spellEnd"/>
+    </w:p>
+    <w:p>
+      <w:proofErr w:type="spellStart"/>
+      <w:r>
+        <w:t>async</w:t>
+      </w:r>
+      <w:proofErr w:type="spellEnd"/>
+      <w:r>
+        <w:t xml:space="preserve"> function </w:t>
+      </w:r>
+      <w:proofErr w:type="spellStart"/>
+      <w:proofErr w:type="gramStart"/>
+      <w:r>
+        <w:t>loadTicket</w:t>
+      </w:r>
+      <w:proofErr w:type="spellEnd"/>
+      <w:r>
+        <w:t>(</w:t>
+      </w:r>
+      <w:proofErr w:type="gramEnd"/>
+      <w:r>
+        <w:t>) {</w:t>
+      </w:r>
+    </w:p>
+    <w:p>
+      <w:r>
+        <w:t xml:space="preserve">    // Assuming the booking ID is in the URL (e.g., </w:t>
+      </w:r>
+      <w:proofErr w:type="spellStart"/>
+      <w:proofErr w:type="gramStart"/>
+      <w:r>
+        <w:t>ticket.html?id</w:t>
+      </w:r>
+      <w:proofErr w:type="spellEnd"/>
+      <w:proofErr w:type="gramEnd"/>
+      <w:r>
+        <w:t xml:space="preserve">=123) </w:t>
+      </w:r>
+    </w:p>
+    <w:p>
+      <w:r>
+        <w:t xml:space="preserve">    // or stored in </w:t>
+      </w:r>
+      <w:proofErr w:type="spellStart"/>
+      <w:r>
+        <w:t>localStorage</w:t>
+      </w:r>
+      <w:proofErr w:type="spellEnd"/>
+      <w:r>
+        <w:t xml:space="preserve"> after payment.</w:t>
+      </w:r>
+    </w:p>
+    <w:p>
+      <w:r>
+        <w:t xml:space="preserve">    const </w:t>
+      </w:r>
+      <w:proofErr w:type="spellStart"/>
+      <w:r>
+        <w:t>urlParams</w:t>
+      </w:r>
+      <w:proofErr w:type="spellEnd"/>
+      <w:r>
+        <w:t xml:space="preserve"> = new </w:t>
+      </w:r>
+      <w:proofErr w:type="spellStart"/>
+      <w:r>
+        <w:t>URLSearchParams</w:t>
+      </w:r>
+      <w:proofErr w:type="spellEnd"/>
+      <w:r>
+        <w:t>(</w:t>
+      </w:r>
+      <w:proofErr w:type="spellStart"/>
+      <w:proofErr w:type="gramStart"/>
+      <w:r>
+        <w:t>window.location</w:t>
+      </w:r>
+      <w:proofErr w:type="gramEnd"/>
+      <w:r>
+        <w:t>.search</w:t>
+      </w:r>
+      <w:proofErr w:type="spellEnd"/>
+      <w:r>
+        <w:t>);</w:t>
+      </w:r>
+    </w:p>
+    <w:p>
+      <w:r>
+        <w:t xml:space="preserve">    let </w:t>
+      </w:r>
+      <w:proofErr w:type="spellStart"/>
+      <w:r>
+        <w:t>bookingId</w:t>
+      </w:r>
+      <w:proofErr w:type="spellEnd"/>
+      <w:r>
+        <w:t xml:space="preserve"> = </w:t>
+      </w:r>
+      <w:proofErr w:type="spellStart"/>
+      <w:r>
+        <w:t>urlParams.get</w:t>
+      </w:r>
+      <w:proofErr w:type="spellEnd"/>
+      <w:r>
+        <w:t>('id');</w:t>
+      </w:r>
+    </w:p>
+    <w:p>
+      <w:r>
+        <w:t xml:space="preserve">    </w:t>
+      </w:r>
+    </w:p>
+    <w:p>
+      <w:r>
+        <w:t xml:space="preserve">    if </w:t>
+      </w:r>
+      <w:proofErr w:type="gramStart"/>
+      <w:r>
+        <w:t>(!</w:t>
+      </w:r>
+      <w:proofErr w:type="spellStart"/>
+      <w:r>
+        <w:t>bookingId</w:t>
+      </w:r>
+      <w:proofErr w:type="spellEnd"/>
+      <w:proofErr w:type="gramEnd"/>
+      <w:r>
+        <w:t>) {</w:t>
+      </w:r>
+    </w:p>
+    <w:p>
+      <w:r>
+        <w:t xml:space="preserve">        </w:t>
+      </w:r>
+      <w:proofErr w:type="spellStart"/>
+      <w:r>
+        <w:t>bookingId</w:t>
+      </w:r>
+      <w:proofErr w:type="spellEnd"/>
+      <w:r>
+        <w:t xml:space="preserve"> = </w:t>
+      </w:r>
+      <w:proofErr w:type="spellStart"/>
+      <w:r>
+        <w:t>localStorage.getItem</w:t>
+      </w:r>
+      <w:proofErr w:type="spellEnd"/>
+      <w:r>
+        <w:t>("</w:t>
+      </w:r>
+      <w:proofErr w:type="spellStart"/>
+      <w:r>
+        <w:t>currentBookingId</w:t>
+      </w:r>
+      <w:proofErr w:type="spellEnd"/>
+      <w:r>
+        <w:t>");</w:t>
+      </w:r>
+    </w:p>
+    <w:p>
+      <w:r>
+        <w:t>    }</w:t>
+      </w:r>
+    </w:p>
+    <w:p/>
+    <w:p>
+      <w:r>
+        <w:t xml:space="preserve">    if </w:t>
+      </w:r>
+      <w:proofErr w:type="gramStart"/>
+      <w:r>
+        <w:t>(!</w:t>
+      </w:r>
+      <w:proofErr w:type="spellStart"/>
+      <w:r>
+        <w:t>bookingId</w:t>
+      </w:r>
+      <w:proofErr w:type="spellEnd"/>
+      <w:proofErr w:type="gramEnd"/>
+      <w:r>
+        <w:t>) {</w:t>
+      </w:r>
+    </w:p>
+    <w:p>
+      <w:r>
+        <w:t xml:space="preserve">        </w:t>
+      </w:r>
+      <w:proofErr w:type="gramStart"/>
+      <w:r>
+        <w:t>alert(</w:t>
+      </w:r>
+      <w:proofErr w:type="gramEnd"/>
+      <w:r>
+        <w:t>"No ticket found!");</w:t>
+      </w:r>
+    </w:p>
+    <w:p>
+      <w:r>
+        <w:t xml:space="preserve">        </w:t>
+      </w:r>
+      <w:proofErr w:type="spellStart"/>
+      <w:proofErr w:type="gramStart"/>
+      <w:r>
+        <w:t>window.location</w:t>
+      </w:r>
+      <w:proofErr w:type="gramEnd"/>
+      <w:r>
+        <w:t>.href</w:t>
+      </w:r>
+      <w:proofErr w:type="spellEnd"/>
+      <w:r>
+        <w:t xml:space="preserve"> = "home.html";</w:t>
+      </w:r>
+    </w:p>
+    <w:p>
+      <w:r>
+        <w:t>        return;</w:t>
+      </w:r>
+    </w:p>
+    <w:p>
+      <w:r>
+        <w:t>    }</w:t>
+      </w:r>
+    </w:p>
+    <w:p/>
+    <w:p>
+      <w:r>
+        <w:t>    try {</w:t>
+      </w:r>
+    </w:p>
+    <w:p>
+      <w:r>
+        <w:t>        const response = await fetch(`http://localhost:5500/</w:t>
+      </w:r>
+      <w:proofErr w:type="spellStart"/>
+      <w:r>
+        <w:t>api</w:t>
+      </w:r>
+      <w:proofErr w:type="spellEnd"/>
+      <w:r>
+        <w:t>/tickets/${</w:t>
+      </w:r>
+      <w:proofErr w:type="spellStart"/>
+      <w:r>
+        <w:t>bookingId</w:t>
+      </w:r>
+      <w:proofErr w:type="spellEnd"/>
+      <w:r>
+        <w:t>}`, {</w:t>
+      </w:r>
+    </w:p>
+    <w:p>
+      <w:r>
+        <w:t>            method: 'GET',</w:t>
+      </w:r>
+    </w:p>
+    <w:p>
+      <w:r>
+        <w:t>            headers: {</w:t>
+      </w:r>
+    </w:p>
+    <w:p>
+      <w:r>
+        <w:t>                'Authorization': `Bearer ${</w:t>
+      </w:r>
+      <w:proofErr w:type="spellStart"/>
+      <w:r>
+        <w:t>localStorage.getItem</w:t>
+      </w:r>
+      <w:proofErr w:type="spellEnd"/>
+      <w:r>
+        <w:t>('</w:t>
+      </w:r>
+      <w:proofErr w:type="spellStart"/>
+      <w:r>
+        <w:t>accessToken</w:t>
+      </w:r>
+      <w:proofErr w:type="spellEnd"/>
+      <w:r>
+        <w:t>'</w:t>
+      </w:r>
+      <w:proofErr w:type="gramStart"/>
+      <w:r>
+        <w:t>)}`</w:t>
+      </w:r>
+      <w:proofErr w:type="gramEnd"/>
+    </w:p>
+    <w:p>
+      <w:r>
+        <w:t>            }</w:t>
+      </w:r>
+    </w:p>
+    <w:p>
+      <w:r>
+        <w:t>        });</w:t>
+      </w:r>
+    </w:p>
+    <w:p>
+      <w:r>
+        <w:t xml:space="preserve">        </w:t>
+      </w:r>
+    </w:p>
+    <w:p>
+      <w:r>
+        <w:t xml:space="preserve">        const result = await </w:t>
+      </w:r>
+      <w:proofErr w:type="spellStart"/>
+      <w:proofErr w:type="gramStart"/>
+      <w:r>
+        <w:t>response.json</w:t>
+      </w:r>
+      <w:proofErr w:type="spellEnd"/>
+      <w:proofErr w:type="gramEnd"/>
+      <w:r>
+        <w:t>();</w:t>
+      </w:r>
+    </w:p>
+    <w:p/>
+    <w:p>
+      <w:r>
+        <w:t>        if (</w:t>
+      </w:r>
+      <w:proofErr w:type="spellStart"/>
+      <w:proofErr w:type="gramStart"/>
+      <w:r>
+        <w:t>response.ok</w:t>
+      </w:r>
+      <w:proofErr w:type="spellEnd"/>
+      <w:proofErr w:type="gramEnd"/>
+      <w:r>
+        <w:t>) {</w:t>
+      </w:r>
+    </w:p>
+    <w:p>
+      <w:r>
         <w:lastRenderedPageBreak/>
-        <w:t>```</w:t>
-      </w:r>
-      <w:proofErr w:type="spellStart"/>
-      <w:r>
-        <w:t>javascript</w:t>
-      </w:r>
-      <w:proofErr w:type="spellEnd"/>
-    </w:p>
-    <w:p>
-      <w:proofErr w:type="spellStart"/>
-      <w:r>
-        <w:t>async</w:t>
-      </w:r>
-      <w:proofErr w:type="spellEnd"/>
-      <w:r>
-        <w:t xml:space="preserve"> function </w:t>
-      </w:r>
-      <w:proofErr w:type="spellStart"/>
-      <w:proofErr w:type="gramStart"/>
-      <w:r>
-        <w:t>loadTicket</w:t>
-      </w:r>
-      <w:proofErr w:type="spellEnd"/>
-      <w:r>
-        <w:t>(</w:t>
-      </w:r>
-      <w:proofErr w:type="gramEnd"/>
-      <w:r>
-        <w:t>) {</w:t>
-      </w:r>
-    </w:p>
-    <w:p>
-      <w:r>
-        <w:t xml:space="preserve">    // Assuming the booking ID is in the URL (e.g., </w:t>
-      </w:r>
-      <w:proofErr w:type="spellStart"/>
-      <w:proofErr w:type="gramStart"/>
-      <w:r>
-        <w:t>ticket.html?id</w:t>
-      </w:r>
-      <w:proofErr w:type="spellEnd"/>
-      <w:proofErr w:type="gramEnd"/>
-      <w:r>
-        <w:t xml:space="preserve">=123) </w:t>
-      </w:r>
-    </w:p>
-    <w:p>
-      <w:r>
-        <w:t xml:space="preserve">    // or stored in </w:t>
-      </w:r>
-      <w:proofErr w:type="spellStart"/>
-      <w:r>
-        <w:t>localStorage</w:t>
-      </w:r>
-      <w:proofErr w:type="spellEnd"/>
-      <w:r>
-        <w:t xml:space="preserve"> after payment.</w:t>
-      </w:r>
-    </w:p>
-    <w:p>
-      <w:r>
-        <w:t xml:space="preserve">    const </w:t>
-      </w:r>
-      <w:proofErr w:type="spellStart"/>
-      <w:r>
-        <w:t>urlParams</w:t>
-      </w:r>
-      <w:proofErr w:type="spellEnd"/>
-      <w:r>
-        <w:t xml:space="preserve"> = new </w:t>
-      </w:r>
-      <w:proofErr w:type="spellStart"/>
-      <w:r>
-        <w:t>URLSearchParams</w:t>
-      </w:r>
-      <w:proofErr w:type="spellEnd"/>
-      <w:r>
-        <w:t>(</w:t>
-      </w:r>
-      <w:proofErr w:type="spellStart"/>
-      <w:proofErr w:type="gramStart"/>
-      <w:r>
-        <w:t>window.location</w:t>
-      </w:r>
-      <w:proofErr w:type="gramEnd"/>
-      <w:r>
-        <w:t>.search</w:t>
-      </w:r>
-      <w:proofErr w:type="spellEnd"/>
-      <w:r>
-        <w:t>);</w:t>
-      </w:r>
-    </w:p>
-    <w:p>
-      <w:r>
-        <w:t xml:space="preserve">    let </w:t>
-      </w:r>
-      <w:proofErr w:type="spellStart"/>
-      <w:r>
-        <w:t>bookingId</w:t>
-      </w:r>
-      <w:proofErr w:type="spellEnd"/>
-      <w:r>
-        <w:t xml:space="preserve"> = </w:t>
-      </w:r>
-      <w:proofErr w:type="spellStart"/>
-      <w:r>
-        <w:t>urlParams.get</w:t>
-      </w:r>
-      <w:proofErr w:type="spellEnd"/>
-      <w:r>
-        <w:t>('id');</w:t>
-      </w:r>
-    </w:p>
-    <w:p>
-      <w:r>
-        <w:t xml:space="preserve">    </w:t>
-      </w:r>
-    </w:p>
-    <w:p>
-      <w:r>
-        <w:t xml:space="preserve">    if </w:t>
-      </w:r>
-      <w:proofErr w:type="gramStart"/>
-      <w:r>
-        <w:t>(!</w:t>
-      </w:r>
-      <w:proofErr w:type="spellStart"/>
-      <w:r>
-        <w:t>bookingId</w:t>
-      </w:r>
-      <w:proofErr w:type="spellEnd"/>
-      <w:proofErr w:type="gramEnd"/>
-      <w:r>
-        <w:t>) {</w:t>
-      </w:r>
-    </w:p>
-    <w:p>
-      <w:r>
-        <w:t xml:space="preserve">        </w:t>
-      </w:r>
-      <w:proofErr w:type="spellStart"/>
-      <w:r>
-        <w:t>bookingId</w:t>
-      </w:r>
-      <w:proofErr w:type="spellEnd"/>
-      <w:r>
-        <w:t xml:space="preserve"> = </w:t>
-      </w:r>
-      <w:proofErr w:type="spellStart"/>
-      <w:r>
-        <w:t>localStorage.getItem</w:t>
-      </w:r>
-      <w:proofErr w:type="spellEnd"/>
-      <w:r>
-        <w:t>("</w:t>
-      </w:r>
-      <w:proofErr w:type="spellStart"/>
-      <w:r>
-        <w:t>currentBookingId</w:t>
-      </w:r>
-      <w:proofErr w:type="spellEnd"/>
-      <w:r>
-        <w:t>");</w:t>
-      </w:r>
-    </w:p>
-    <w:p>
-      <w:r>
-        <w:t>    }</w:t>
-      </w:r>
-    </w:p>
-    <w:p/>
-    <w:p>
-      <w:r>
-        <w:t xml:space="preserve">    if </w:t>
-      </w:r>
-      <w:proofErr w:type="gramStart"/>
-      <w:r>
-        <w:t>(!</w:t>
-      </w:r>
-      <w:proofErr w:type="spellStart"/>
-      <w:r>
-        <w:t>bookingId</w:t>
-      </w:r>
-      <w:proofErr w:type="spellEnd"/>
-      <w:proofErr w:type="gramEnd"/>
-      <w:r>
-        <w:t>) {</w:t>
-      </w:r>
-    </w:p>
-    <w:p>
-      <w:r>
-        <w:t xml:space="preserve">        </w:t>
-      </w:r>
-      <w:proofErr w:type="gramStart"/>
-      <w:r>
-        <w:t>alert(</w:t>
-      </w:r>
-      <w:proofErr w:type="gramEnd"/>
-      <w:r>
-        <w:t>"No ticket found!");</w:t>
-      </w:r>
-    </w:p>
-    <w:p>
-      <w:r>
-        <w:t xml:space="preserve">        </w:t>
-      </w:r>
-      <w:proofErr w:type="spellStart"/>
-      <w:proofErr w:type="gramStart"/>
-      <w:r>
-        <w:t>window.location</w:t>
-      </w:r>
-      <w:proofErr w:type="gramEnd"/>
-      <w:r>
-        <w:t>.href</w:t>
-      </w:r>
-      <w:proofErr w:type="spellEnd"/>
-      <w:r>
-        <w:t xml:space="preserve"> = "home.html";</w:t>
-      </w:r>
-    </w:p>
-    <w:p>
-      <w:r>
-        <w:t>        return;</w:t>
-      </w:r>
-    </w:p>
-    <w:p>
-      <w:r>
-        <w:t>    }</w:t>
-      </w:r>
-    </w:p>
-    <w:p/>
-    <w:p>
-      <w:r>
-        <w:t>    try {</w:t>
-      </w:r>
-    </w:p>
-    <w:p>
-      <w:r>
-        <w:t>        const response = await fetch(`http://localhost:5500/</w:t>
-      </w:r>
-      <w:proofErr w:type="spellStart"/>
-      <w:r>
-        <w:t>api</w:t>
-      </w:r>
-      <w:proofErr w:type="spellEnd"/>
-      <w:r>
-        <w:t>/tickets/${</w:t>
-      </w:r>
-      <w:proofErr w:type="spellStart"/>
-      <w:r>
-        <w:t>bookingId</w:t>
-      </w:r>
-      <w:proofErr w:type="spellEnd"/>
-      <w:r>
-        <w:t>}`, {</w:t>
-      </w:r>
-    </w:p>
-    <w:p>
-      <w:r>
-        <w:t>            method: 'GET',</w:t>
-      </w:r>
-    </w:p>
-    <w:p>
-      <w:r>
-        <w:t>            headers: {</w:t>
-      </w:r>
-    </w:p>
-    <w:p>
-      <w:r>
-        <w:t>                'Authorization': `Bearer ${</w:t>
-      </w:r>
-      <w:proofErr w:type="spellStart"/>
-      <w:r>
-        <w:t>localStorage.getItem</w:t>
-      </w:r>
-      <w:proofErr w:type="spellEnd"/>
-      <w:r>
-        <w:t>('</w:t>
-      </w:r>
-      <w:proofErr w:type="spellStart"/>
-      <w:r>
-        <w:t>accessToken</w:t>
-      </w:r>
-      <w:proofErr w:type="spellEnd"/>
-      <w:r>
-        <w:t>'</w:t>
-      </w:r>
-      <w:proofErr w:type="gramStart"/>
-      <w:r>
-        <w:t>)}`</w:t>
-      </w:r>
-      <w:proofErr w:type="gramEnd"/>
-    </w:p>
-    <w:p>
-      <w:r>
-        <w:t>            }</w:t>
-      </w:r>
-    </w:p>
-    <w:p>
-      <w:r>
-        <w:t>        });</w:t>
-      </w:r>
-    </w:p>
-    <w:p>
-      <w:r>
-        <w:t xml:space="preserve">        </w:t>
-      </w:r>
-    </w:p>
-    <w:p>
-      <w:r>
-        <w:t xml:space="preserve">        const result = await </w:t>
-      </w:r>
-      <w:proofErr w:type="spellStart"/>
-      <w:proofErr w:type="gramStart"/>
-      <w:r>
-        <w:t>response.json</w:t>
-      </w:r>
-      <w:proofErr w:type="spellEnd"/>
-      <w:proofErr w:type="gramEnd"/>
-      <w:r>
-        <w:t>();</w:t>
-      </w:r>
-    </w:p>
-    <w:p/>
-    <w:p>
-      <w:r>
-        <w:t>        if (</w:t>
-      </w:r>
-      <w:proofErr w:type="spellStart"/>
-      <w:proofErr w:type="gramStart"/>
-      <w:r>
-        <w:t>response.ok</w:t>
-      </w:r>
-      <w:proofErr w:type="spellEnd"/>
-      <w:proofErr w:type="gramEnd"/>
-      <w:r>
-        <w:t>) {</w:t>
-      </w:r>
-    </w:p>
-    <w:p>
-      <w:r>
         <w:t>            // Populate the UI</w:t>
       </w:r>
     </w:p>
     <w:p>
       <w:r>
-        <w:lastRenderedPageBreak/>
         <w:t xml:space="preserve">            </w:t>
       </w:r>
       <w:proofErr w:type="spellStart"/>
